--- a/plugins/domain-design/skills/domain-design/assets/word-export/fda003/fda003_template.docx
+++ b/plugins/domain-design/skills/domain-design/assets/word-export/fda003/fda003_template.docx
@@ -5813,6 +5813,11 @@
       <w:bookmarkEnd w:id="12"/>
     </w:p>
     <w:p>
+      <w:r>
+        <w:t>{% for screen in screens %}</w:t>
+      </w:r>
+    </w:p>
+    <w:p>
       <w:pPr>
         <w:pStyle w:val="Heading3"/>
         <w:rPr>
@@ -5822,17 +5827,9 @@
           <w:lang w:bidi="th-TH"/>
         </w:rPr>
       </w:pPr>
-      <w:bookmarkStart w:id="13" w:name="_Toc221189234"/>
-      <w:r>
-        <w:rPr>
-          <w:rFonts w:ascii="Browallia New" w:hAnsi="Browallia New" w:cs="Browallia New"/>
-          <w:sz w:val="32"/>
-          <w:szCs w:val="32"/>
-          <w:lang w:bidi="th-TH"/>
-        </w:rPr>
-        <w:t>Screen1</w:t>
-      </w:r>
-      <w:bookmarkEnd w:id="13"/>
+      <w:r>
+        <w:t>{{ screen.title }}</w:t>
+      </w:r>
     </w:p>
     <w:tbl>
       <w:tblPr>
@@ -5907,7 +5904,7 @@
           </w:tcPr>
           <w:p>
             <w:r>
-              <w:t xml:space="preserve">F_SCR_ </w:t>
+              <w:t>{{ screen.id }}</w:t>
             </w:r>
           </w:p>
         </w:tc>
@@ -5959,7 +5956,7 @@
           </w:tcPr>
           <w:p>
             <w:r>
-              <w:t xml:space="preserve">BR_ID_ </w:t>
+              <w:t>{{ screen.ref }}</w:t>
             </w:r>
           </w:p>
         </w:tc>
@@ -6016,7 +6013,7 @@
           </w:tcPr>
           <w:p>
             <w:r>
-              <w:t xml:space="preserve"> </w:t>
+              <w:t>{{ screen.severity }}</w:t>
             </w:r>
           </w:p>
         </w:tc>
@@ -6068,7 +6065,7 @@
           </w:tcPr>
           <w:p>
             <w:r>
-              <w:t xml:space="preserve"> </w:t>
+              <w:t>{{ screen.priority }}</w:t>
             </w:r>
           </w:p>
         </w:tc>
@@ -6125,7 +6122,9 @@
             </w:tcBorders>
           </w:tcPr>
           <w:p>
-            <w:r/>
+            <w:r>
+              <w:t>{{ screen.name }}</w:t>
+            </w:r>
           </w:p>
         </w:tc>
       </w:tr>
@@ -6181,7 +6180,9 @@
             </w:tcBorders>
           </w:tcPr>
           <w:p>
-            <w:r/>
+            <w:r>
+              <w:t>{{ screen.description }}</w:t>
+            </w:r>
           </w:p>
         </w:tc>
       </w:tr>
@@ -6237,7 +6238,9 @@
             </w:tcBorders>
           </w:tcPr>
           <w:p>
-            <w:r/>
+            <w:r>
+              <w:t>{{ screen.input }}</w:t>
+            </w:r>
           </w:p>
         </w:tc>
       </w:tr>
@@ -6293,7 +6296,9 @@
             </w:tcBorders>
           </w:tcPr>
           <w:p>
-            <w:r/>
+            <w:r>
+              <w:t>{{ screen.output }}</w:t>
+            </w:r>
           </w:p>
         </w:tc>
       </w:tr>
@@ -6349,7 +6354,9 @@
             </w:tcBorders>
           </w:tcPr>
           <w:p>
-            <w:r/>
+            <w:r>
+              <w:t>{{ screen.feature }}</w:t>
+            </w:r>
           </w:p>
         </w:tc>
       </w:tr>
@@ -6405,7 +6412,9 @@
             </w:tcBorders>
           </w:tcPr>
           <w:p>
-            <w:r/>
+            <w:r>
+              <w:t>{{ screen.validation }}</w:t>
+            </w:r>
           </w:p>
         </w:tc>
       </w:tr>
@@ -6461,7 +6470,9 @@
             </w:tcBorders>
           </w:tcPr>
           <w:p>
-            <w:r/>
+            <w:r>
+              <w:t>{{ screen.message }}</w:t>
+            </w:r>
           </w:p>
         </w:tc>
       </w:tr>
@@ -6517,7 +6528,9 @@
             </w:tcBorders>
           </w:tcPr>
           <w:p>
-            <w:r/>
+            <w:r>
+              <w:t>{{ screen.security }}</w:t>
+            </w:r>
           </w:p>
         </w:tc>
       </w:tr>
@@ -6573,19 +6586,30 @@
             </w:tcBorders>
           </w:tcPr>
           <w:p>
-            <w:r/>
+            <w:r>
+              <w:t>{{ screen.remark }}</w:t>
+            </w:r>
           </w:p>
         </w:tc>
       </w:tr>
     </w:tbl>
     <w:p>
       <w:pPr>
+        <w:jc w:val="center"/>
         <w:rPr>
           <w:lang w:eastAsia="en-US" w:bidi="th-TH"/>
         </w:rPr>
       </w:pPr>
+      <w:r>
+        <w:t>{{ screen.screenshot_img }}</w:t>
+      </w:r>
     </w:p>
     <w:p>
+      <w:r>
+        <w:t>{% endfor %}</w:t>
+      </w:r>
+    </w:p>
+    <w:p>
       <w:pPr>
         <w:pStyle w:val="Heading2"/>
         <w:rPr>
@@ -6600,6 +6624,11 @@
         <w:t>PROCESS</w:t>
       </w:r>
       <w:bookmarkEnd w:id="14"/>
+    </w:p>
+    <w:p>
+      <w:r>
+        <w:t>{% for process in processes %}</w:t>
+      </w:r>
     </w:p>
     <w:p>
       <w:pPr>
@@ -6611,17 +6640,9 @@
           <w:lang w:bidi="th-TH"/>
         </w:rPr>
       </w:pPr>
-      <w:bookmarkStart w:id="15" w:name="_Toc221189236"/>
-      <w:r>
-        <w:rPr>
-          <w:rFonts w:ascii="Browallia New" w:hAnsi="Browallia New" w:cs="Browallia New"/>
-          <w:sz w:val="32"/>
-          <w:szCs w:val="32"/>
-          <w:lang w:bidi="th-TH"/>
-        </w:rPr>
-        <w:t>Process1</w:t>
-      </w:r>
-      <w:bookmarkEnd w:id="15"/>
+      <w:r>
+        <w:t>{{ process.title }}</w:t>
+      </w:r>
     </w:p>
     <w:tbl>
       <w:tblPr>
@@ -6697,7 +6718,7 @@
           </w:tcPr>
           <w:p>
             <w:r>
-              <w:t xml:space="preserve">F_PRO_  </w:t>
+              <w:t>{{ process.id }}</w:t>
             </w:r>
           </w:p>
         </w:tc>
@@ -6750,7 +6771,7 @@
           </w:tcPr>
           <w:p>
             <w:r>
-              <w:t xml:space="preserve">BR_ID_ </w:t>
+              <w:t>{{ process.ref }}</w:t>
             </w:r>
           </w:p>
         </w:tc>
@@ -6808,7 +6829,7 @@
           </w:tcPr>
           <w:p>
             <w:r>
-              <w:t xml:space="preserve"> </w:t>
+              <w:t>{{ process.severity }}</w:t>
             </w:r>
           </w:p>
         </w:tc>
@@ -6861,7 +6882,7 @@
           </w:tcPr>
           <w:p>
             <w:r>
-              <w:t xml:space="preserve"> </w:t>
+              <w:t>{{ process.priority }}</w:t>
             </w:r>
           </w:p>
         </w:tc>
@@ -6919,7 +6940,9 @@
             <w:hideMark/>
           </w:tcPr>
           <w:p>
-            <w:r/>
+            <w:r>
+              <w:t>{{ process.name }}</w:t>
+            </w:r>
           </w:p>
         </w:tc>
       </w:tr>
@@ -6976,7 +6999,9 @@
             <w:hideMark/>
           </w:tcPr>
           <w:p>
-            <w:r/>
+            <w:r>
+              <w:t>{{ process.description }}</w:t>
+            </w:r>
           </w:p>
         </w:tc>
       </w:tr>
@@ -7033,7 +7058,9 @@
             <w:hideMark/>
           </w:tcPr>
           <w:p>
-            <w:r/>
+            <w:r>
+              <w:t>{{ process.input }}</w:t>
+            </w:r>
           </w:p>
         </w:tc>
       </w:tr>
@@ -7090,7 +7117,9 @@
             <w:hideMark/>
           </w:tcPr>
           <w:p>
-            <w:r/>
+            <w:r>
+              <w:t>{{ process.output }}</w:t>
+            </w:r>
           </w:p>
         </w:tc>
       </w:tr>
@@ -7147,7 +7176,9 @@
             <w:hideMark/>
           </w:tcPr>
           <w:p>
-            <w:r/>
+            <w:r>
+              <w:t>{{ process.feature }}</w:t>
+            </w:r>
           </w:p>
         </w:tc>
       </w:tr>
@@ -7204,7 +7235,9 @@
             <w:hideMark/>
           </w:tcPr>
           <w:p>
-            <w:r/>
+            <w:r>
+              <w:t>{{ process.message }}</w:t>
+            </w:r>
           </w:p>
         </w:tc>
       </w:tr>
@@ -7261,7 +7294,9 @@
             <w:hideMark/>
           </w:tcPr>
           <w:p>
-            <w:r/>
+            <w:r>
+              <w:t>{{ process.security }}</w:t>
+            </w:r>
           </w:p>
         </w:tc>
       </w:tr>
@@ -7318,7 +7353,9 @@
             <w:hideMark/>
           </w:tcPr>
           <w:p>
-            <w:r/>
+            <w:r>
+              <w:t>{{ process.remark }}</w:t>
+            </w:r>
           </w:p>
         </w:tc>
       </w:tr>
@@ -7329,6 +7366,11 @@
           <w:lang w:eastAsia="en-US" w:bidi="th-TH"/>
         </w:rPr>
       </w:pPr>
+    </w:p>
+    <w:p>
+      <w:r>
+        <w:t>{% endfor %}</w:t>
+      </w:r>
     </w:p>
     <w:p>
       <w:pPr>
